--- a/Samples/StyleDocDefaultsRunPropertiesTest.docx
+++ b/Samples/StyleDocDefaultsRunPropertiesTest.docx
@@ -10,7 +10,7 @@
   <w:docDefaults>
     <w:rPrDefault>
       <w:rPr>
-        <w:rFonts w:hint="default" w:ascii="Times New Roman" w:hAnsi="Times New Roman" w:eastAsia="Arial" w:cs="Arial" w:hAnsiTheme="majorEastAsia" w:eastAsiaTheme="majorEastAsia" w:cstheme="majorEastAsia"/>
+        <w:rFonts w:hint="default" w:ascii="Times New Roman" w:hAnsi="Times New Roman" w:eastAsia="Arial" w:cs="Arial" w:hAnsiTheme="majorAscii" w:eastAsiaTheme="majorAscii" w:cstheme="majorAscii"/>
         <w:b w:val="true"/>
         <w:bCs w:val="true"/>
         <w:i w:val="true"/>
